--- a/交付成果/第三轮修订版/第三轮4周版/读书会15_心路过程与心识作用_4周资料包（第三版修订）/Word版/第4周_速行安止心路与修行应用_学员版.docx
+++ b/交付成果/第三轮修订版/第三轮4周版/读书会15_心路过程与心识作用_4周资料包（第三版修订）/Word版/第4周_速行安止心路与修行应用_学员版.docx
@@ -5351,7 +5351,7 @@
         <w:rPr>
           <w:b w:val="0"/>
         </w:rPr>
-        <w:t>[00:13:48.885] 这个我们不要混淆起来，前面我们讲过了。但是，只要谈到苦果报。不可以果报啊，就可以把这个无记法呢分开来了。你无记法，它不能够带来果报。当我们谈不善心的时候，他就是带罪的，有苦果报的。就是不善法，生起来的时候就是有罪了，同时带有不善业的力量。呃，这个苦果报或者不可以果报呢啊，它就是如果我们去观察它就是。跟上一样的就是他将成就的果。啊。是从成就的角度来看呢。所以他这样的一种。阿古萨拉的这种数值呢啊，就所谓不善的这个特相，不善的特像升起来的时候，它带着什么。啊。带来什么？未来会成就什么？啊，所以带罪的不善果报的，或者不可以果报啊。</w:t>
+        <w:t>[00:13:48.885] 这个我们不要混淆起来，前面我们讲过了。但是，只要谈到苦果报。不可以果报啊，就可以把这个无记法呢分开来了。你无记法，它不能够带来果报。当我们谈不善心的时候，他就是带罪的，有苦果报的。就是不善法，生起来的时候就是有罪了，同时带有不善业的力量。呃，这个苦果报或者不可以果报呢啊，它就是如果我们去观察它就是。跟上一样的就是他将成就的果。啊。是从成就的角度来看呢。所以他这样的一种。不善的这种数值呢啊，就所谓不善的这个特相，不善的特像升起来的时候，它带着什么。啊。带来什么？未来会成就什么？啊，所以带罪的不善果报的，或者不可以果报啊。</w:t>
       </w:r>
     </w:p>
     <w:p>
@@ -5381,7 +5381,7 @@
         <w:rPr>
           <w:b w:val="0"/>
         </w:rPr>
-        <w:t>[00:20:51.170] 那么对于这个善和不善的这个塑形心的来讲的话呢，那么。除了这个能知能源呢，它还加一个功能啊是什么呢，能够带出业。它能够带出业力。啊，一般的，比如说我们五十啊，你说推脱这种果报心啊，或者这种伪作心啊，或者彼所缘心啊，或者阿拉汉的伪作心。它是不会带来业力的，但是善和不善的这个心，这种心识，这种能源能知呢？它会带出业力，也就是善和不善的业的利用啊。那个啊利用啊。那这也就是在塑形里面啊，这些心石跟其他的心石最大的差别了，嗯。</w:t>
+        <w:t>[00:20:51.170] 那么对于这个善和不善的这个速行心的来讲的话呢，那么。除了这个能知能源呢，它还加一个功能啊是什么呢，能够带出业。它能够带出业力。啊，一般的，比如说我们五识啊，你说推度这种果报心啊，或者这种唯作心啊，或者彼所缘心啊，或者阿拉汉的唯作心。它是不会带来业力的，但是善和不善的这个心，这种心识，这种能源能知呢？它会带出业力，也就是善和不善的业的利用啊。那个啊利用啊。那这也就是在速行里面啊，这些心石跟其他的心石最大的差别了，嗯。</w:t>
       </w:r>
     </w:p>
     <w:p>
@@ -5396,7 +5396,7 @@
         <w:rPr>
           <w:b w:val="0"/>
         </w:rPr>
-        <w:t>[00:21:52.960] 但是我们要注意一点呢，就是善和不善的出行呢。它能够，啊。产生业的力量，但是我们不要误解认为有某一样东西。或者某一种。啊。主体。它可以主宰这个业啊，说者认为，乃至于这个树形可以主宰这个业啊，都是错误的啊。因为在究竟法上是没有所谓的主宰，我们知道啊，所以其他多记在书里面特别的交代说。这个塑形的运作是没有人给指示的。事情发生就是这样，自然的升起，这是是一种自然的法则啊。这个自然法则是怎么表现呢？就是我们的有分流啊，我们的心流啊。</w:t>
+        <w:t>[00:21:52.960] 但是我们要注意一点呢，就是善和不善的速行呢。它能够，啊。产生业的力量，但是我们不要误解认为有某一样东西。或者某一种。啊。主体。它可以主宰这个业啊，说者认为，乃至于这个速行可以主宰这个业啊，都是错误的啊。因为在究竟法上是没有所谓的主宰，我们知道啊，所以其他多记在书里面特别的交代说。这个速行的运作是没有人给指示的。事情发生就是这样，自然的升起，这是是一种自然的法则啊。这个自然法则是怎么表现呢？就是我们的有分流啊，我们的心流啊。</w:t>
       </w:r>
     </w:p>
     <w:p>
@@ -5411,7 +5411,7 @@
         <w:rPr>
           <w:b w:val="0"/>
         </w:rPr>
-        <w:t>[00:22:49.180] 如果你没有经过很好的训练哈啊，这个塑形哈，这个整个心流没有得到很好的训练，所以有分心呢。</w:t>
+        <w:t>[00:22:49.180] 如果你没有经过很好的训练哈啊，这个速行哈，这个整个心流没有得到很好的训练，所以有分心呢。</w:t>
       </w:r>
     </w:p>
     <w:p>
@@ -5426,7 +5426,7 @@
         <w:rPr>
           <w:b w:val="0"/>
         </w:rPr>
-        <w:t>[00:22:58.560] 啊，按雷迪西亚多来讲就是蠢蠢欲动。蠢蠢欲动其实就是很不稳定，它的平静是很脆弱的，它非常非常容易被激起啊。我们讲这个水面啊，轻轻的一点风吹它都会有皱褶，好有有波纹啊，这很容易被激起来。所以当任何所言撞击到根门。</w:t>
+        <w:t>[00:22:58.560] 啊，按雷迪西亚多来讲就是蠢蠢欲动。蠢蠢欲动其实就是很不稳定，它的平静是很脆弱的，它非常非常容易被激起啊。我们讲这个水面啊，轻轻的一点风吹它都会有皱褶，好有有波纹啊，这很容易被激起来。所以当任何所缘撞击到根门。</w:t>
       </w:r>
     </w:p>
     <w:p>
@@ -5441,7 +5441,7 @@
         <w:rPr>
           <w:b w:val="0"/>
         </w:rPr>
-        <w:t>[00:23:21.180] 啊，被所缘刺激之后啊，有风就会转起啊转起我们转向啊，有风被一激动，我们转向就会升起来。诶什么东西呀啊然后根据什么所缘交给五识，眼耳鼻舌身识啊有个别的去认知，所谓的这个无所缘呢啊，那如果它是颜色，颜色就启动哦。啊，如果是声音耳子启动啊等等，然后经过啊，这个五实，然后经过领受推夺啊啊，然后这个去确定它啊是什么啊。那么这个整个过程呢，是完成对于这个所源的自然反应啊，这个过程它是一个自然反应，所有的都是这样一确定以后呢，就会接下来塑形星去扮演这个塑形的功能。</w:t>
+        <w:t>[00:23:21.180] 啊，被所缘刺激之后啊，有分就会转起啊转起我们转向啊，有分被一激动，我们转向就会升起来。诶什么东西呀啊然后根据什么所缘交给五识，眼耳鼻舌身识啊有个别的去认知，所谓的这个无所缘呢啊，那如果它是颜色，颜色就启动哦。啊，如果是声音耳子启动啊等等，然后经过啊，这个五识，然后经过领受推度啊啊，然后这个去确定它啊是什么啊。那么这个整个过程呢，是完成对于这个所缘的自然反应啊，这个过程它是一个自然反应，所有的都是这样一确定以后呢，就会接下来速行心去扮演这个速行的功能。</w:t>
       </w:r>
     </w:p>
     <w:p>
@@ -5471,7 +5471,7 @@
         <w:rPr>
           <w:b w:val="0"/>
         </w:rPr>
-        <w:t>[00:24:40.280] 那这一些过程都是自顺着自然法则，我们叫心升起的定则，或者要新的定则，它就是一个一个个这样的标准，这样的这种定义下来的，或者我们叫。等无间缘啊，那么在这里面呢，没有一个主宰啊，没有主宰。说主导说诶，你的心就必须这样升起来的哦。那也没有一个造作者说哦，我来行，你这么安排好了啊，我每个我来来做，我来做啊，没有这样的作者，他只有这种因缘关系的延续啊，自然法则啊，有风被撞击了啊，五十我们转向二十零时，推头确定就是这新的自然法则。</w:t>
+        <w:t>[00:24:40.280] 那这一些过程都是自顺着自然法则，我们叫心升起的定则，或者要新的定则，它就是一个一个个这样的标准，这样的这种定义下来的，或者我们叫。等无间缘啊，那么在这里面呢，没有一个主宰啊，没有主宰。说主导说诶，你的心就必须这样升起来的哦。那也没有一个造作者说哦，我来行，你这么安排好了啊，我每个我来来做，我来做啊，没有这样的作者，他只有这种因缘关系的延续啊，自然法则啊，有分被撞击了啊，五识我们转向二十零时，推度确定就是这新的自然法则。</w:t>
       </w:r>
     </w:p>
     <w:p>
@@ -5486,7 +5486,7 @@
         <w:rPr>
           <w:b w:val="0"/>
         </w:rPr>
-        <w:t>[00:28:07.200] 那这个塑形呢，我们就讲这十四种任务中，新的十四种作用中的塑形作用，或者要塑形任务啊。那观察者。如果我们禅修以后，你观明色啊，观察这种塑形心识工作的时候呢，就可以看到。塑形心识它是在体验所缘其所源的过程中，它扮演一种能力，这种能力是有很强的力量啊，我们叫或者我们用这种字叫势力啊啊。永强的这种势啊势能势力。那么这个书行，它这个带来业的力量，这个业力量包括善和不善啊，善的呢就是如理作意啊，不善于是不如理作意。那么这个如理作意和不如理作意的关键因素是什么？</w:t>
+        <w:t>[00:28:07.200] 那这个速行呢，我们就讲这十四种任务中，新的十四种作用中的速行作用，或者要速行任务啊。那观察者。如果我们禅修以后，你观明色啊，观察这种速行心识工作的时候呢，就可以看到。速行心识它是在体验所缘其所缘的过程中，它扮演一种能力，这种能力是有很强的力量啊，我们叫或者我们用这种字叫势力啊啊。永强的这种势啊势能势力。那么这个速行，它这个带来业的力量，这个业力量包括善和不善啊，善的呢就是如理作意啊，不善于是不如理作意。那么这个如理作意和不如理作意的关键因素是什么？</w:t>
       </w:r>
     </w:p>
     <w:p>
@@ -5501,7 +5501,7 @@
         <w:rPr>
           <w:b w:val="0"/>
         </w:rPr>
-        <w:t>[00:48:29.500] 快速的啊，这个对欲界都是快速的，对所言造业。那造下的善的话呢，也很有威力，不善呢也很有威力，而且会持续的啊越来越强。啊，所以这个塑形呢，啊，我们就要认知到啊这个。这个我们生命未来的加工厂啊，我们怎么来去面对它？怎么去？这个让他我们的生命呢，越来越提升啊，</w:t>
+        <w:t>[00:48:29.500] 快速的啊，这个对欲界都是快速的，对所缘造业。那造下的善的话呢，也很有威力，不善呢也很有威力，而且会持续的啊越来越强。啊，所以这个速行呢，啊，我们就要认知到啊这个。这个我们生命未来的加工厂啊，我们怎么来去面对它？怎么去？这个让他我们的生命呢，越来越提升啊，</w:t>
       </w:r>
     </w:p>
     <w:p>
@@ -5524,7 +5524,7 @@
         <w:rPr>
           <w:b w:val="0"/>
         </w:rPr>
-        <w:t>[00:57:35.625] 第四个是发动色无色殊行，不得必所缘。色无色殊行就是我们讲啊，禅那心啊，呃，五种色界刹那心和四种无色界刹那心啊，它不会有比所缘情。啊，邪性决定啊，就是定邪见啊，定邪见呢，不会有闭锁缘孔。正性决定法就八圣道分，就是道心果心生起来的时候，它不会有闭锁缘。</w:t>
+        <w:t>[00:59:35.625] 第四个是发动色无色速行，不得彼所缘。色无色速行就是我们讲啊，禅那心啊，呃，五种色界刹那心和四种无色界刹那心啊，它不会有彼所缘情。啊，邪性决定啊，就是定邪见啊，定邪见呢，不会有闭锁缘孔。正性决定法就八圣道分，就是道心果心生起来的时候，它不会有闭锁缘。</w:t>
       </w:r>
     </w:p>
     <w:p>
@@ -5547,7 +5547,7 @@
         <w:rPr>
           <w:b w:val="0"/>
         </w:rPr>
-        <w:t>[01:00:04.260] 初世间出行，不得必所言，就是你这个果定啊。神通的时候神通心出行生起来不会有彼所缘啊。无碍解制的书性不会比无上碍已经是阿拉汉和佛陀的啊。欲界微弱的所缘不得彼所缘啊。啊，就是你不是其大所言啊，或者是清晰所言的时候，不会得鼻所言。嗯，要进入欲界有门的能力范围，才得必所愿啊。</w:t>
+        <w:t>[01:00:04.260] 初世间速行，不得彼所缘，就是你这个果定啊。神通的时候神通心速行生起来不会有彼所缘啊。无碍解制的书性不会比无上碍已经是阿拉汉和佛陀的啊。欲界微弱的所缘不得彼所缘啊。啊，就是你不是其大所缘啊，或者是清晰所缘的时候，不会得彼所缘。嗯，要进入欲界有门的能力范围，才得彼所缘啊。</w:t>
       </w:r>
     </w:p>
     <w:p>
@@ -5570,7 +5570,7 @@
         <w:rPr>
           <w:b w:val="0"/>
         </w:rPr>
-        <w:t>[01:00:35.620] 刚才讲的这个这个色无色塑形啊，是塑形啊，我们欲界也可以生起刹那性，无色界刹那性啊，所以不得彼所缘。但是呢，如果你生在色界和无色界的梵天人里面，他生起了心路，所有心路，不管他是欲界的心路还是色界的心路，都没有比所缘啊。</w:t>
+        <w:t>[01:00:35.620] 刚才讲的这个这个色无色速行啊，是速行啊，我们欲界也可以生起刹那性，无色界刹那性啊，所以不得彼所缘。但是呢，如果你生在色界和无色界的梵天人里面，他生起了心路，所有心路，不管他是欲界的心路还是色界的心路，都没有彼所缘啊。</w:t>
       </w:r>
     </w:p>
     <w:p>
@@ -5585,7 +5585,7 @@
         <w:rPr>
           <w:b w:val="0"/>
         </w:rPr>
-        <w:t>[01:00:59.640] 这个是鼻索炎不发生的是一种情况。好，大家做一个了解啊。那其他的关于鼻索炎的一些特别啊，我们讲比较有意思的东西呢，我们明天再来。</w:t>
+        <w:t>[01:00:59.640] 这个是彼所缘不发生的是一种情况。好，大家做一个了解啊。那其他的关于彼所缘的一些特别啊，我们讲比较有意思的东西呢，我们明天再来。</w:t>
       </w:r>
     </w:p>
     <w:p>
@@ -5750,7 +5750,7 @@
         <w:rPr>
           <w:b w:val="0"/>
         </w:rPr>
-        <w:t>[00:32:47.705] 你看啊，你像这个呢，我们你看。它只是用不同的这个方式去把它标出来。啊，这个。深蓝色的这个呢，就是出自圆形对吧，道心果形好。然后这个。棕蓝色的这个呢，就是四个无色界星。啊，十二个无色界心。就是善行无色界的善心，无色界的果报心和无色界的无作心。哦。呃，它为什么不要在一个区域上长一样？好，那么再往下呢，就是这边过来浅蓝色的呢啊它是。</w:t>
+        <w:t>[00:32:47.705] 你看啊，你像这个呢，我们你看。它只是用不同的这个方式去把它标出来。啊，这个。深蓝色的这个呢，就是出自圆形对吧，道心果形好。然后这个。棕蓝色的这个呢，就是四个无色界星。啊，十二个无色界心。就是善行无色界的善心，无色界的果报心和无色界的唯作心。哦。呃，它为什么不要在一个区域上长一样？好，那么再往下呢，就是这边过来浅蓝色的呢啊它是。</w:t>
       </w:r>
     </w:p>
     <w:p>

--- a/交付成果/第三轮修订版/第三轮4周版/读书会15_心路过程与心识作用_4周资料包（第三版修订）/Word版/第4周_速行安止心路与修行应用_学员版.docx
+++ b/交付成果/第三轮修订版/第三轮4周版/读书会15_心路过程与心识作用_4周资料包（第三版修订）/Word版/第4周_速行安止心路与修行应用_学员版.docx
@@ -5547,7 +5547,7 @@
         <w:rPr>
           <w:b w:val="0"/>
         </w:rPr>
-        <w:t>[01:00:04.260] 初世间速行，不得彼所缘，就是你这个果定啊。神通的时候神通心速行生起来不会有彼所缘啊。无碍解制的书性不会比无上碍已经是阿拉汉和佛陀的啊。欲界微弱的所缘不得彼所缘啊。啊，就是你不是其大所缘啊，或者是清晰所缘的时候，不会得彼所缘。嗯，要进入欲界有门的能力范围，才得彼所缘啊。</w:t>
+        <w:t>[01:00:04.260] 初世间速行，不得彼所缘，就是你这个果定啊。神通的时候神通心速行生起来不会有彼所缘啊。无碍解制的速行不会比无碍解已经是阿拉汉和佛陀的啊。欲界微弱的所缘不得彼所缘啊。啊，就是你不是其大所缘啊，或者是清晰所缘的时候，不会得彼所缘。嗯，要进入欲界意门的能力范围，才得彼所缘啊。</w:t>
       </w:r>
     </w:p>
     <w:p>

--- a/交付成果/第三轮修订版/第三轮4周版/读书会15_心路过程与心识作用_4周资料包（第三版修订）/Word版/第4周_速行安止心路与修行应用_学员版.docx
+++ b/交付成果/第三轮修订版/第三轮4周版/读书会15_心路过程与心识作用_4周资料包（第三版修订）/Word版/第4周_速行安止心路与修行应用_学员版.docx
@@ -5351,7 +5351,7 @@
         <w:rPr>
           <w:b w:val="0"/>
         </w:rPr>
-        <w:t>[00:13:48.885] 这个我们不要混淆起来，前面我们讲过了。但是，只要谈到苦果报。不可以果报啊，就可以把这个无记法呢分开来了。你无记法，它不能够带来果报。当我们谈不善心的时候，他就是带罪的，有苦果报的。就是不善法，生起来的时候就是有罪了，同时带有不善业的力量。呃，这个苦果报或者不可以果报呢啊，它就是如果我们去观察它就是。跟上一样的就是他将成就的果。啊。是从成就的角度来看呢。所以他这样的一种。不善的这种数值呢啊，就所谓不善的这个特相，不善的特像升起来的时候，它带着什么。啊。带来什么？未来会成就什么？啊，所以带罪的不善果报的，或者不可以果报啊。</w:t>
+        <w:t>[00:13:48.885] 这个我们不要混淆起来，前面我们讲过了。但是，只要谈到苦果报。不可意果报啊，就可以把这个无记法呢分开来了。你无记法，它不能够带来果报。当我们谈不善心的时候，他就是带罪的，有苦果报的。就是不善法，生起来的时候就是有罪了，同时带有不善业的力量。呃，这个苦果报或者不可意果报呢啊，它就是如果我们去观察它就是。跟上一样的就是他将成就的果。啊。是从成就的角度来看呢。所以他这样的一种。不善的这种数值呢啊，就所谓不善的这个特相，不善的特像升起来的时候，它带着什么。啊。带来什么？未来会成就什么？啊，所以带罪的不善果报的，或者不可意果报啊。</w:t>
       </w:r>
     </w:p>
     <w:p>
@@ -5381,7 +5381,7 @@
         <w:rPr>
           <w:b w:val="0"/>
         </w:rPr>
-        <w:t>[00:20:51.170] 那么对于这个善和不善的这个速行心的来讲的话呢，那么。除了这个能知能源呢，它还加一个功能啊是什么呢，能够带出业。它能够带出业力。啊，一般的，比如说我们五识啊，你说推度这种果报心啊，或者这种唯作心啊，或者彼所缘心啊，或者阿拉汉的唯作心。它是不会带来业力的，但是善和不善的这个心，这种心识，这种能源能知呢？它会带出业力，也就是善和不善的业的利用啊。那个啊利用啊。那这也就是在速行里面啊，这些心石跟其他的心石最大的差别了，嗯。</w:t>
+        <w:t>[00:20:51.170] 那么对于这个善和不善的这个速行心的来讲的话呢，那么。除了这个能知能源呢，它还加一个功能啊是什么呢，能够带出业。它能够带出业力。啊，一般的，比如说我们五识啊，你说推度这种果报心啊，或者这种唯作心啊，或者彼所缘心啊，或者阿拉汉的唯作心。它是不会带来业力的，但是善和不善的这个心，这种心识，这种能源能知呢？它会带出业力，也就是善和不善的业的力用啊。那个啊力用啊。那这也就是在速行里面啊，这些心识跟其他的心识最大的差别了，嗯。</w:t>
       </w:r>
     </w:p>
     <w:p>
@@ -5441,7 +5441,7 @@
         <w:rPr>
           <w:b w:val="0"/>
         </w:rPr>
-        <w:t>[00:23:21.180] 啊，被所缘刺激之后啊，有分就会转起啊转起我们转向啊，有分被一激动，我们转向就会升起来。诶什么东西呀啊然后根据什么所缘交给五识，眼耳鼻舌身识啊有个别的去认知，所谓的这个无所缘呢啊，那如果它是颜色，颜色就启动哦。啊，如果是声音耳子启动啊等等，然后经过啊，这个五识，然后经过领受推度啊啊，然后这个去确定它啊是什么啊。那么这个整个过程呢，是完成对于这个所缘的自然反应啊，这个过程它是一个自然反应，所有的都是这样一确定以后呢，就会接下来速行心去扮演这个速行的功能。</w:t>
+        <w:t>[00:23:21.180] 啊，被所缘刺激之后啊，有分就会转起啊转起五门转向啊，有分被一激动，五门转向就会升起来。诶什么东西呀啊然后根据什么所缘交给五识，眼耳鼻舌身识啊有个别的去认知，所谓的这个五所缘呢啊，那如果它是颜色，颜色就启动哦。啊，如果是声音耳识启动啊等等，然后经过啊，这个五识，然后经过领受推度啊啊，然后这个去确定它啊是什么啊。那么这个整个过程呢，是完成对于这个所缘的自然反应啊，这个过程它是一个自然反应，所有的都是这样一确定以后呢，就会接下来速行心去扮演这个速行的功能。</w:t>
       </w:r>
     </w:p>
     <w:p>
@@ -5456,7 +5456,7 @@
         <w:rPr>
           <w:b w:val="0"/>
         </w:rPr>
-        <w:t>[00:24:13.480] 也就是啊，能够带出业力的这个工作，我们就讲就进入生产车间开始生产了，生产出来这个产品就是要用在你的生命里面的，不管这个生产出来产品，不管是次品还是毒品。你都没有办法了，你都是照单全收的啊，你是不能退的啊，你自己制造的这个液力加工厂是不可退货的。那啊，</w:t>
+        <w:t>[00:24:13.480] 也就是啊，能够带出业力的这个工作，我们就讲就进入生产车间开始生产了，生产出来这个产品就是要用在你的生命里面的，不管这个生产出来产品，不管是次品还是毒品。你都没有办法了，你都是照单全收的啊，你是不能退的啊，你自己制造的这个业力加工厂是不可退货的。那啊，</w:t>
       </w:r>
     </w:p>
     <w:p>
@@ -5471,7 +5471,7 @@
         <w:rPr>
           <w:b w:val="0"/>
         </w:rPr>
-        <w:t>[00:24:40.280] 那这一些过程都是自顺着自然法则，我们叫心升起的定则，或者要新的定则，它就是一个一个个这样的标准，这样的这种定义下来的，或者我们叫。等无间缘啊，那么在这里面呢，没有一个主宰啊，没有主宰。说主导说诶，你的心就必须这样升起来的哦。那也没有一个造作者说哦，我来行，你这么安排好了啊，我每个我来来做，我来做啊，没有这样的作者，他只有这种因缘关系的延续啊，自然法则啊，有分被撞击了啊，五识我们转向二十零时，推度确定就是这新的自然法则。</w:t>
+        <w:t>[00:24:40.280] 那这一些过程都是自顺着自然法则，我们叫心升起的定则，或者要新的定则，它就是一个一个个这样的标准，这样的这种定义下来的，或者我们叫。等无间缘啊，那么在这里面呢，没有一个主宰啊，没有主宰。说主导说诶，你的心就必须这样升起来的哦。那也没有一个造作者说哦，我来行，你这么安排好了啊，我每个我来来做，我来做啊，没有这样的作者，他只有这种因缘关系的延续啊，自然法则啊，有分被撞击了啊，五门转向、耳识、领受、推度、确定就是这新的自然法则。</w:t>
       </w:r>
     </w:p>
     <w:p>
@@ -5486,7 +5486,7 @@
         <w:rPr>
           <w:b w:val="0"/>
         </w:rPr>
-        <w:t>[00:28:07.200] 那这个速行呢，我们就讲这十四种任务中，新的十四种作用中的速行作用，或者要速行任务啊。那观察者。如果我们禅修以后，你观明色啊，观察这种速行心识工作的时候呢，就可以看到。速行心识它是在体验所缘其所缘的过程中，它扮演一种能力，这种能力是有很强的力量啊，我们叫或者我们用这种字叫势力啊啊。永强的这种势啊势能势力。那么这个速行，它这个带来业的力量，这个业力量包括善和不善啊，善的呢就是如理作意啊，不善于是不如理作意。那么这个如理作意和不如理作意的关键因素是什么？</w:t>
+        <w:t>[00:28:07.200] 那这个速行呢，我们就讲这十四种任务中，心的十四种作用中的速行作用，或者要速行任务啊。那观察者。如果我们禅修以后，你观名色啊，观察这种速行心识工作的时候呢，就可以看到。速行心识它是在体验所缘其所缘的过程中，它扮演一种能力，这种能力是有很强的力量啊，我们叫或者我们用这种字叫势力啊啊。永强的这种势啊势能势力。那么这个速行，它这个带来业的力量，这个业力量包括善和不善啊，善的呢就是如理作意啊，不善于是不如理作意。那么这个如理作意和不如理作意的关键因素是什么？</w:t>
       </w:r>
     </w:p>
     <w:p>
@@ -5524,7 +5524,7 @@
         <w:rPr>
           <w:b w:val="0"/>
         </w:rPr>
-        <w:t>[00:59:35.625] 第四个是发动色无色速行，不得彼所缘。色无色速行就是我们讲啊，禅那心啊，呃，五种色界刹那心和四种无色界刹那心啊，它不会有彼所缘情。啊，邪性决定啊，就是定邪见啊，定邪见呢，不会有闭锁缘孔。正性决定法就八圣道分，就是道心果心生起来的时候，它不会有闭锁缘。</w:t>
+        <w:t>[00:59:35.625] 第四个是发动色无色速行，不得彼所缘。色无色速行就是我们讲啊，禅那心啊，呃，五种色界刹那心和四种无色界刹那心啊，它不会有彼所缘。啊，邪性决定啊，就是定邪见啊，定邪见呢，不会有彼所缘。正性决定法就八圣道分，就是道心果心生起来的时候，它不会有彼所缘。</w:t>
       </w:r>
     </w:p>
     <w:p>
@@ -5547,7 +5547,7 @@
         <w:rPr>
           <w:b w:val="0"/>
         </w:rPr>
-        <w:t>[01:00:04.260] 初世间速行，不得彼所缘，就是你这个果定啊。神通的时候神通心速行生起来不会有彼所缘啊。无碍解制的速行不会比无碍解已经是阿拉汉和佛陀的啊。欲界微弱的所缘不得彼所缘啊。啊，就是你不是其大所缘啊，或者是清晰所缘的时候，不会得彼所缘。嗯，要进入欲界意门的能力范围，才得彼所缘啊。</w:t>
+        <w:t>[01:00:04.260] 出世间速行，不得彼所缘，就是你这个果定啊。神通的时候神通心速行生起来不会有彼所缘啊。无碍解智的速行不会有彼所缘，无碍解智它是阿拉汉和佛陀的啊。欲界微弱的所缘不得彼所缘啊。啊，就是你不是极大所缘啊，或者是清晰所缘的时候，不会得彼所缘。嗯，要进入欲界意门的能力范围，才得彼所缘啊。</w:t>
       </w:r>
     </w:p>
     <w:p>
@@ -5735,7 +5735,7 @@
         <w:rPr>
           <w:b w:val="0"/>
         </w:rPr>
-        <w:t>[00:20:54.240] 就是善心不善心呢啊，那我们会看到有因的果报心啊，有因的果报心呢。跟这个跟这个善心呢啊基本上都是一样对吧？啊有因的果报心跟善心这个都一样，那什么意思呢？就是八大善心跟八大果报心它是一样的。啊，然后这个这个这个色戒的啊，禅纳心跟色戒的这个果报心态是一样的啊，无色界也是一样的啊。然后这个这个出子间的这个道心和果心，它其实长得也是一样的。啊，</w:t>
+        <w:t>[00:20:54.240] 就是善心不善心呢啊，那我们会看到有因的果报心啊，有因的果报心呢。跟这个跟这个善心呢啊基本上都是一样对吧？啊有因的果报心跟善心这个都一样，那什么意思呢？就是八大善心跟八大果报心它是一样的。啊，然后这个这个这个色界的啊，禅那心跟色界的这个果报心是一样的啊，无色界也是一样的啊。然后这个这个出世间的这个道心和果心，它其实长得也是一样的。啊，</w:t>
       </w:r>
     </w:p>
     <w:p>
@@ -5750,7 +5750,7 @@
         <w:rPr>
           <w:b w:val="0"/>
         </w:rPr>
-        <w:t>[00:32:47.705] 你看啊，你像这个呢，我们你看。它只是用不同的这个方式去把它标出来。啊，这个。深蓝色的这个呢，就是出自圆形对吧，道心果形好。然后这个。棕蓝色的这个呢，就是四个无色界星。啊，十二个无色界心。就是善行无色界的善心，无色界的果报心和无色界的唯作心。哦。呃，它为什么不要在一个区域上长一样？好，那么再往下呢，就是这边过来浅蓝色的呢啊它是。</w:t>
+        <w:t>[00:32:47.705] 你看啊，你像这个呢，我们你看。它只是用不同的这个方式去把它标出来。啊，这个。深蓝色的这个呢，就是出世间心对吧，道心果心好。然后这个。棕蓝色的这个呢，就是四个无色界心。啊，十二个无色界心。就是善行无色界的善心，无色界的果报心和无色界的唯作心。哦。呃，它为什么不要在一个区域上长一样？好，那么再往下呢，就是这边过来浅蓝色的呢啊它是。</w:t>
       </w:r>
     </w:p>
     <w:p>
@@ -5765,7 +5765,7 @@
         <w:rPr>
           <w:b w:val="0"/>
         </w:rPr>
-        <w:t>[00:33:38.000] 十五个这个禅纳的跟这个相关的心啊，它有个就是这个色界的善行，就是初禅二禅三禅四禅五禅，</w:t>
+        <w:t>[00:33:38.000] 十五个这个禅那的跟这个相关的心啊，它有个就是这个色界的善行，就是初禅二禅三禅四禅五禅，</w:t>
       </w:r>
     </w:p>
     <w:p>
@@ -5780,7 +5780,7 @@
         <w:rPr>
           <w:b w:val="0"/>
         </w:rPr>
-        <w:t>[00:33:50.050] 我们正常那的时候。好，然后呢，再下来呢，有这个这个色戒的果报性。色界的果报心，它只发生在哪里呢？</w:t>
+        <w:t>[00:33:50.050] 我们正常那的时候。好，然后呢，再下来呢，有这个这个色界的果报心。色界的果报心，它只发生在哪里呢？</w:t>
       </w:r>
     </w:p>
     <w:p>
@@ -5795,7 +5795,7 @@
         <w:rPr>
           <w:b w:val="0"/>
         </w:rPr>
-        <w:t>[00:34:00.445] 就发生在你在初禅、二禅、三禅、四禅天、五禅天的时候，那个有分行。你的学生心、死亡心和有分心，那就是初禅果报心、二禅果报心、三禅果报心、四禅果报心。</w:t>
+        <w:t>[00:34:00.445] 就发生在你在初禅、二禅、三禅、四禅天、五禅天的时候，那个有分行。你的结生心、死亡心和有分心，那就是初禅果报心、二禅果报心、三禅果报心、四禅果报心。</w:t>
       </w:r>
     </w:p>
     <w:p>
@@ -5825,7 +5825,7 @@
         <w:rPr>
           <w:b w:val="0"/>
         </w:rPr>
-        <w:t>[00:37:51.940] 所以呢，我们讲有行心呢，它是比较有力量，不管你是造善业还是造不善业，它是有行心，都是比较有力量。当然，在不善业的有行星里面，它会有两个。专门的心锁叫昏沉睡眠，那么对于这个善心里面的有形心，它没有昏沉睡眠啊。只是你能够分辨的出来这样，嗯。好，</w:t>
+        <w:t>[00:37:51.940] 所以呢，我们讲有行心呢，它是比较有力量，不管你是造善业还是造不善业，它是有行心，都是比较有力量。当然，在不善业的有行心里面，它会有两个。专门的心所叫昏沉睡眠，那么对于这个善心里面的有行心，它没有昏沉睡眠啊。只是你能够分辨的出来这样，嗯。好，</w:t>
       </w:r>
     </w:p>
     <w:p>
